--- a/course-production/hormones-peptides-skin/review/sitting-pilot-m01.docx
+++ b/course-production/hormones-peptides-skin/review/sitting-pilot-m01.docx
@@ -2,7 +2,7 @@
 <file path=word/document.xml><?xml version="1.0" encoding="utf-8"?>
 <w:document xmlns:w="http://schemas.openxmlformats.org/wordprocessingml/2006/main" xmlns:m="http://schemas.openxmlformats.org/officeDocument/2006/math" xmlns:r="http://schemas.openxmlformats.org/officeDocument/2006/relationships" xmlns:o="urn:schemas-microsoft-com:office:office" xmlns:v="urn:schemas-microsoft-com:vml" xmlns:w10="urn:schemas-microsoft-com:office:word" xmlns:a="http://schemas.openxmlformats.org/drawingml/2006/main" xmlns:pic="http://schemas.openxmlformats.org/drawingml/2006/picture" xmlns:wp="http://schemas.openxmlformats.org/drawingml/2006/wordprocessingDrawing">
   <w:body>
-    <w:bookmarkStart w:id="49" w:name="module-1-re-cut-in-the-sitting-design"/>
+    <w:bookmarkStart w:id="50" w:name="module-1-re-cut-in-the-sitting-design"/>
     <w:p>
       <w:pPr>
         <w:pStyle w:val="Heading1"/>
@@ -192,7 +192,7 @@
               <w:pStyle w:val="Compact"/>
             </w:pPr>
             <w:r>
-              <w:t xml:space="preserve">Cards over 100 words</w:t>
+              <w:t xml:space="preserve">Cards over their cap (100; a case card 150)</w:t>
             </w:r>
           </w:p>
         </w:tc>
@@ -203,7 +203,7 @@
               <w:pStyle w:val="Compact"/>
             </w:pPr>
             <w:r>
-              <w:t xml:space="preserve">7</w:t>
+              <w:t xml:space="preserve">5</w:t>
             </w:r>
           </w:p>
         </w:tc>
@@ -238,7 +238,7 @@
               <w:pStyle w:val="Compact"/>
             </w:pPr>
             <w:r>
-              <w:t xml:space="preserve">11</w:t>
+              <w:t xml:space="preserve">9</w:t>
             </w:r>
           </w:p>
         </w:tc>
@@ -740,13 +740,13 @@
       </w:r>
     </w:p>
     <w:bookmarkEnd w:id="9"/>
-    <w:bookmarkStart w:id="10" w:name="for-your-decision-12"/>
+    <w:bookmarkStart w:id="10" w:name="for-your-decision-13"/>
     <w:p>
       <w:pPr>
         <w:pStyle w:val="Heading2"/>
       </w:pPr>
       <w:r>
-        <w:t xml:space="preserve">For your decision (12)</w:t>
+        <w:t xml:space="preserve">For your decision (13)</w:t>
       </w:r>
     </w:p>
     <w:p>
@@ -1142,14 +1142,39 @@
         <w:t xml:space="preserve">(approved on m1-p06 for advisors and in m1-x02)</w:t>
       </w:r>
     </w:p>
+    <w:p>
+      <w:pPr>
+        <w:pStyle w:val="Compact"/>
+        <w:numPr>
+          <w:ilvl w:val="0"/>
+          <w:numId w:val="1001"/>
+        </w:numPr>
+      </w:pPr>
+      <w:r>
+        <w:rPr>
+          <w:b/>
+          <w:bCs/>
+        </w:rPr>
+        <w:t xml:space="preserve">m1-x03</w:t>
+      </w:r>
+      <w:r>
+        <w:t xml:space="preserve">: the audit also counts the exercise’s own title (</w:t>
+      </w:r>
+      <w:r>
+        <w:t xml:space="preserve">‘Where the page overreaches’</w:t>
+      </w:r>
+      <w:r>
+        <w:t xml:space="preserve">), which the inspect card does not draw; without it the card counts 96</w:t>
+      </w:r>
+    </w:p>
     <w:bookmarkEnd w:id="10"/>
-    <w:bookmarkStart w:id="46" w:name="every-change-14"/>
+    <w:bookmarkStart w:id="47" w:name="every-change-15"/>
     <w:p>
       <w:pPr>
         <w:pStyle w:val="Heading2"/>
       </w:pPr>
       <w:r>
-        <w:t xml:space="preserve">Every change (14)</w:t>
+        <w:t xml:space="preserve">Every change (15)</w:t>
       </w:r>
     </w:p>
     <w:bookmarkStart w:id="11" w:name="Xb4de4dac959462f018506c2885978cdeb91a5ae"/>
@@ -2135,7 +2160,7 @@
               <a:graphicData uri="http://schemas.openxmlformats.org/drawingml/2006/picture">
                 <pic:pic>
                   <pic:nvPicPr>
-                    <pic:cNvPr descr="/var/folders/25/1742nktj7yl7th499b7g5g6h0000gn/T/sitting-pilot-review-szuo8mbj/m1-p03-focus.jpg" id="17" name="Picture"/>
+                    <pic:cNvPr descr="/var/folders/25/1742nktj7yl7th499b7g5g6h0000gn/T/sitting-pilot-review-u04b1rhp/m1-p03-focus.jpg" id="17" name="Picture"/>
                     <pic:cNvPicPr>
                       <a:picLocks noChangeArrowheads="1" noChangeAspect="1"/>
                     </pic:cNvPicPr>
@@ -2579,7 +2604,7 @@
               <a:graphicData uri="http://schemas.openxmlformats.org/drawingml/2006/picture">
                 <pic:pic>
                   <pic:nvPicPr>
-                    <pic:cNvPr descr="/var/folders/25/1742nktj7yl7th499b7g5g6h0000gn/T/sitting-pilot-review-szuo8mbj/m1-p06-focus.jpg" id="21" name="Picture"/>
+                    <pic:cNvPr descr="/var/folders/25/1742nktj7yl7th499b7g5g6h0000gn/T/sitting-pilot-review-u04b1rhp/m1-p06-focus.jpg" id="21" name="Picture"/>
                     <pic:cNvPicPr>
                       <a:picLocks noChangeArrowheads="1" noChangeAspect="1"/>
                     </pic:cNvPicPr>
@@ -3035,7 +3060,7 @@
               <a:graphicData uri="http://schemas.openxmlformats.org/drawingml/2006/picture">
                 <pic:pic>
                   <pic:nvPicPr>
-                    <pic:cNvPr descr="/var/folders/25/1742nktj7yl7th499b7g5g6h0000gn/T/sitting-pilot-review-szuo8mbj/m1-p08-focus.jpg" id="25" name="Picture"/>
+                    <pic:cNvPr descr="/var/folders/25/1742nktj7yl7th499b7g5g6h0000gn/T/sitting-pilot-review-u04b1rhp/m1-p08-focus.jpg" id="25" name="Picture"/>
                     <pic:cNvPicPr>
                       <a:picLocks noChangeArrowheads="1" noChangeAspect="1"/>
                     </pic:cNvPicPr>
@@ -3551,7 +3576,7 @@
               <a:graphicData uri="http://schemas.openxmlformats.org/drawingml/2006/picture">
                 <pic:pic>
                   <pic:nvPicPr>
-                    <pic:cNvPr descr="/var/folders/25/1742nktj7yl7th499b7g5g6h0000gn/T/sitting-pilot-review-szuo8mbj/m1-p11-focus.jpg" id="29" name="Picture"/>
+                    <pic:cNvPr descr="/var/folders/25/1742nktj7yl7th499b7g5g6h0000gn/T/sitting-pilot-review-u04b1rhp/m1-p11-focus.jpg" id="29" name="Picture"/>
                     <pic:cNvPicPr>
                       <a:picLocks noChangeArrowheads="1" noChangeAspect="1"/>
                     </pic:cNvPicPr>
@@ -4046,7 +4071,7 @@
               <a:graphicData uri="http://schemas.openxmlformats.org/drawingml/2006/picture">
                 <pic:pic>
                   <pic:nvPicPr>
-                    <pic:cNvPr descr="/var/folders/25/1742nktj7yl7th499b7g5g6h0000gn/T/sitting-pilot-review-szuo8mbj/m1-p13-focus.jpg" id="33" name="Picture"/>
+                    <pic:cNvPr descr="/var/folders/25/1742nktj7yl7th499b7g5g6h0000gn/T/sitting-pilot-review-u04b1rhp/m1-p13-focus.jpg" id="33" name="Picture"/>
                     <pic:cNvPicPr>
                       <a:picLocks noChangeArrowheads="1" noChangeAspect="1"/>
                     </pic:cNvPicPr>
@@ -4547,7 +4572,7 @@
               <a:graphicData uri="http://schemas.openxmlformats.org/drawingml/2006/picture">
                 <pic:pic>
                   <pic:nvPicPr>
-                    <pic:cNvPr descr="/var/folders/25/1742nktj7yl7th499b7g5g6h0000gn/T/sitting-pilot-review-szuo8mbj/m1-p16-focus.jpg" id="37" name="Picture"/>
+                    <pic:cNvPr descr="/var/folders/25/1742nktj7yl7th499b7g5g6h0000gn/T/sitting-pilot-review-u04b1rhp/m1-p16-focus.jpg" id="37" name="Picture"/>
                     <pic:cNvPicPr>
                       <a:picLocks noChangeArrowheads="1" noChangeAspect="1"/>
                     </pic:cNvPicPr>
@@ -5132,7 +5157,7 @@
               <a:graphicData uri="http://schemas.openxmlformats.org/drawingml/2006/picture">
                 <pic:pic>
                   <pic:nvPicPr>
-                    <pic:cNvPr descr="/var/folders/25/1742nktj7yl7th499b7g5g6h0000gn/T/sitting-pilot-review-szuo8mbj/m1-p17-focus.jpg" id="41" name="Picture"/>
+                    <pic:cNvPr descr="/var/folders/25/1742nktj7yl7th499b7g5g6h0000gn/T/sitting-pilot-review-u04b1rhp/m1-p17-focus.jpg" id="41" name="Picture"/>
                     <pic:cNvPicPr>
                       <a:picLocks noChangeArrowheads="1" noChangeAspect="1"/>
                     </pic:cNvPicPr>
@@ -8024,8 +8049,178 @@
       </w:r>
     </w:p>
     <w:bookmarkEnd w:id="45"/>
+    <w:bookmarkStart w:id="46" w:name="X2e7e532dcb325b3af5fbed297b32663a8cc0509"/>
+    <w:p>
+      <w:pPr>
+        <w:pStyle w:val="Heading3"/>
+      </w:pPr>
+      <w:r>
+        <w:t xml:space="preserve">m1-x03 · Trimmed: the line above the exercise keeps its fictional label and drops the rest:</w:t>
+      </w:r>
+      <w:r>
+        <w:t xml:space="preserve"> </w:t>
+      </w:r>
+      <w:r>
+        <w:t xml:space="preserve">‘A fictional product page that leans on the cell atlas.’</w:t>
+      </w:r>
+      <w:r>
+        <w:t xml:space="preserve"> </w:t>
+      </w:r>
+      <w:r>
+        <w:t xml:space="preserve">becomes</w:t>
+      </w:r>
+      <w:r>
+        <w:t xml:space="preserve"> </w:t>
+      </w:r>
+      <w:r>
+        <w:t xml:space="preserve">‘Fictional product page.’</w:t>
+      </w:r>
+      <w:r>
+        <w:t xml:space="preserve"> </w:t>
+      </w:r>
+      <w:r>
+        <w:t xml:space="preserve">Nothing is added; the page’s six lines do not change.</w:t>
+      </w:r>
+    </w:p>
+    <w:p>
+      <w:pPr>
+        <w:pStyle w:val="FirstParagraph"/>
+      </w:pPr>
+      <w:r>
+        <w:rPr>
+          <w:i/>
+          <w:iCs/>
+        </w:rPr>
+        <w:t xml:space="preserve">For Fady Hannah-Shmouni; Omar Saleem · awaiting confirmation · 2026-09-28 · round 2</w:t>
+      </w:r>
+      <w:r>
+        <w:br/>
+      </w:r>
+      <w:r>
+        <w:rPr>
+          <w:b/>
+          <w:bCs/>
+        </w:rPr>
+        <w:t xml:space="preserve">Why.</w:t>
+      </w:r>
+      <w:r>
+        <w:t xml:space="preserve"> </w:t>
+      </w:r>
+      <w:r>
+        <w:t xml:space="preserve">Round 2. The dosage audit now counts what the app shows (perceptor-foundry 8a8f8ee, perceptor-runtime dc4da71). That includes this line, which the app draws above an exercise with no model table. The card counted 107 words before the first tap; it now counts 100 (the rule is ≤ 100). The page’s first line names the cell atlas itself.</w:t>
+      </w:r>
+    </w:p>
+    <w:p>
+      <w:pPr>
+        <w:pStyle w:val="BodyText"/>
+      </w:pPr>
+      <w:r>
+        <w:rPr>
+          <w:b/>
+          <w:bCs/>
+        </w:rPr>
+        <w:t xml:space="preserve">Before:</w:t>
+      </w:r>
+    </w:p>
+    <w:p>
+      <w:pPr>
+        <w:pStyle w:val="BlockText"/>
+      </w:pPr>
+      <w:r>
+        <w:t xml:space="preserve">A fictional product page that leans on the cell atlas.</w:t>
+      </w:r>
+    </w:p>
+    <w:p>
+      <w:pPr>
+        <w:pStyle w:val="FirstParagraph"/>
+      </w:pPr>
+      <w:r>
+        <w:rPr>
+          <w:b/>
+          <w:bCs/>
+        </w:rPr>
+        <w:t xml:space="preserve">After:</w:t>
+      </w:r>
+    </w:p>
+    <w:p>
+      <w:pPr>
+        <w:pStyle w:val="BlockText"/>
+      </w:pPr>
+      <w:r>
+        <w:t xml:space="preserve">Fictional product page.</w:t>
+      </w:r>
+    </w:p>
+    <w:p>
+      <w:pPr>
+        <w:pStyle w:val="FirstParagraph"/>
+      </w:pPr>
+      <w:r>
+        <w:rPr>
+          <w:b/>
+          <w:bCs/>
+        </w:rPr>
+        <w:t xml:space="preserve">What left this card, and where the module still teaches it:</w:t>
+      </w:r>
+    </w:p>
+    <w:p>
+      <w:pPr>
+        <w:pStyle w:val="Compact"/>
+        <w:numPr>
+          <w:ilvl w:val="0"/>
+          <w:numId w:val="1044"/>
+        </w:numPr>
+      </w:pPr>
+      <w:r>
+        <w:t xml:space="preserve">the page’s link to the atlas: its first line,</w:t>
+      </w:r>
+      <w:r>
+        <w:t xml:space="preserve"> </w:t>
+      </w:r>
+      <w:r>
+        <w:t xml:space="preserve">‘The Hormone Cell Atlas (Science, 2026) read the RNA for 379 hormone and receptor genes…’</w:t>
+      </w:r>
+    </w:p>
+    <w:p>
+      <w:pPr>
+        <w:pStyle w:val="FirstParagraph"/>
+      </w:pPr>
+      <w:r>
+        <w:rPr>
+          <w:b/>
+          <w:bCs/>
+        </w:rPr>
+        <w:t xml:space="preserve">For your decision:</w:t>
+      </w:r>
+    </w:p>
+    <w:p>
+      <w:pPr>
+        <w:pStyle w:val="Compact"/>
+        <w:numPr>
+          <w:ilvl w:val="0"/>
+          <w:numId w:val="1045"/>
+        </w:numPr>
+      </w:pPr>
+      <w:r>
+        <w:t xml:space="preserve">the audit also counts the exercise’s own title (</w:t>
+      </w:r>
+      <w:r>
+        <w:t xml:space="preserve">‘Where the page overreaches’</w:t>
+      </w:r>
+      <w:r>
+        <w:t xml:space="preserve">), which the inspect card does not draw; without it the card counts 96</w:t>
+      </w:r>
+    </w:p>
+    <w:p>
+      <w:pPr>
+        <w:pStyle w:val="FirstParagraph"/>
+      </w:pPr>
+      <w:r>
+        <w:t xml:space="preserve">☐ Correct as written ☐ Change: ______________________</w:t>
+      </w:r>
+    </w:p>
     <w:bookmarkEnd w:id="46"/>
-    <w:bookmarkStart w:id="47" w:name="Xc955fd16c0bc7ef917a64ae813260d60b6ee908"/>
+    <w:bookmarkEnd w:id="47"/>
+    <w:bookmarkStart w:id="48" w:name="Xc955fd16c0bc7ef917a64ae813260d60b6ee908"/>
     <w:p>
       <w:pPr>
         <w:pStyle w:val="Heading2"/>
@@ -8047,7 +8242,7 @@
         <w:pStyle w:val="Compact"/>
         <w:numPr>
           <w:ilvl w:val="0"/>
-          <w:numId w:val="1044"/>
+          <w:numId w:val="1046"/>
         </w:numPr>
       </w:pPr>
       <w:r>
@@ -8059,7 +8254,7 @@
         <w:pStyle w:val="Compact"/>
         <w:numPr>
           <w:ilvl w:val="0"/>
-          <w:numId w:val="1044"/>
+          <w:numId w:val="1046"/>
         </w:numPr>
       </w:pPr>
       <w:r>
@@ -8071,7 +8266,7 @@
         <w:pStyle w:val="Compact"/>
         <w:numPr>
           <w:ilvl w:val="0"/>
-          <w:numId w:val="1044"/>
+          <w:numId w:val="1046"/>
         </w:numPr>
       </w:pPr>
       <w:r>
@@ -8083,7 +8278,7 @@
         <w:pStyle w:val="Compact"/>
         <w:numPr>
           <w:ilvl w:val="0"/>
-          <w:numId w:val="1044"/>
+          <w:numId w:val="1046"/>
         </w:numPr>
       </w:pPr>
       <w:r>
@@ -8095,7 +8290,7 @@
         <w:pStyle w:val="Compact"/>
         <w:numPr>
           <w:ilvl w:val="0"/>
-          <w:numId w:val="1044"/>
+          <w:numId w:val="1046"/>
         </w:numPr>
       </w:pPr>
       <w:r>
@@ -8107,7 +8302,7 @@
         <w:pStyle w:val="Compact"/>
         <w:numPr>
           <w:ilvl w:val="0"/>
-          <w:numId w:val="1044"/>
+          <w:numId w:val="1046"/>
         </w:numPr>
       </w:pPr>
       <w:r>
@@ -8119,7 +8314,7 @@
         <w:pStyle w:val="Compact"/>
         <w:numPr>
           <w:ilvl w:val="0"/>
-          <w:numId w:val="1044"/>
+          <w:numId w:val="1046"/>
         </w:numPr>
       </w:pPr>
       <w:r>
@@ -8131,7 +8326,7 @@
         <w:pStyle w:val="Compact"/>
         <w:numPr>
           <w:ilvl w:val="0"/>
-          <w:numId w:val="1044"/>
+          <w:numId w:val="1046"/>
         </w:numPr>
       </w:pPr>
       <w:r>
@@ -8143,7 +8338,7 @@
         <w:pStyle w:val="Compact"/>
         <w:numPr>
           <w:ilvl w:val="0"/>
-          <w:numId w:val="1044"/>
+          <w:numId w:val="1046"/>
         </w:numPr>
       </w:pPr>
       <w:r>
@@ -8155,7 +8350,7 @@
         <w:pStyle w:val="Compact"/>
         <w:numPr>
           <w:ilvl w:val="0"/>
-          <w:numId w:val="1044"/>
+          <w:numId w:val="1046"/>
         </w:numPr>
       </w:pPr>
       <w:r>
@@ -8167,7 +8362,7 @@
         <w:pStyle w:val="Compact"/>
         <w:numPr>
           <w:ilvl w:val="0"/>
-          <w:numId w:val="1044"/>
+          <w:numId w:val="1046"/>
         </w:numPr>
       </w:pPr>
       <w:r>
@@ -8179,7 +8374,7 @@
         <w:pStyle w:val="Compact"/>
         <w:numPr>
           <w:ilvl w:val="0"/>
-          <w:numId w:val="1044"/>
+          <w:numId w:val="1046"/>
         </w:numPr>
       </w:pPr>
       <w:r>
@@ -8191,7 +8386,7 @@
         <w:pStyle w:val="Compact"/>
         <w:numPr>
           <w:ilvl w:val="0"/>
-          <w:numId w:val="1044"/>
+          <w:numId w:val="1046"/>
         </w:numPr>
       </w:pPr>
       <w:r>
@@ -8203,7 +8398,7 @@
         <w:pStyle w:val="Compact"/>
         <w:numPr>
           <w:ilvl w:val="0"/>
-          <w:numId w:val="1044"/>
+          <w:numId w:val="1046"/>
         </w:numPr>
       </w:pPr>
       <w:r>
@@ -8215,7 +8410,7 @@
         <w:pStyle w:val="Compact"/>
         <w:numPr>
           <w:ilvl w:val="0"/>
-          <w:numId w:val="1044"/>
+          <w:numId w:val="1046"/>
         </w:numPr>
       </w:pPr>
       <w:r>
@@ -8227,7 +8422,7 @@
         <w:pStyle w:val="Compact"/>
         <w:numPr>
           <w:ilvl w:val="0"/>
-          <w:numId w:val="1044"/>
+          <w:numId w:val="1046"/>
         </w:numPr>
       </w:pPr>
       <w:r>
@@ -8239,7 +8434,7 @@
         <w:pStyle w:val="Compact"/>
         <w:numPr>
           <w:ilvl w:val="0"/>
-          <w:numId w:val="1044"/>
+          <w:numId w:val="1046"/>
         </w:numPr>
       </w:pPr>
       <w:r>
@@ -8251,7 +8446,7 @@
         <w:pStyle w:val="Compact"/>
         <w:numPr>
           <w:ilvl w:val="0"/>
-          <w:numId w:val="1044"/>
+          <w:numId w:val="1046"/>
         </w:numPr>
       </w:pPr>
       <w:r>
@@ -8263,7 +8458,7 @@
         <w:pStyle w:val="Compact"/>
         <w:numPr>
           <w:ilvl w:val="0"/>
-          <w:numId w:val="1044"/>
+          <w:numId w:val="1046"/>
         </w:numPr>
       </w:pPr>
       <w:r>
@@ -8275,7 +8470,7 @@
         <w:pStyle w:val="Compact"/>
         <w:numPr>
           <w:ilvl w:val="0"/>
-          <w:numId w:val="1044"/>
+          <w:numId w:val="1046"/>
         </w:numPr>
       </w:pPr>
       <w:r>
@@ -8287,15 +8482,15 @@
         <w:pStyle w:val="Compact"/>
         <w:numPr>
           <w:ilvl w:val="0"/>
-          <w:numId w:val="1044"/>
+          <w:numId w:val="1046"/>
         </w:numPr>
       </w:pPr>
       <w:r>
         <w:t xml:space="preserve">m1-p17 beat 3 · 15.5 s · public/assets/hormones-peptides-skin/narration/readalong/m1-p17/b3.en.9adb1711.mp3</w:t>
       </w:r>
     </w:p>
-    <w:bookmarkEnd w:id="47"/>
-    <w:bookmarkStart w:id="48" w:name="gates"/>
+    <w:bookmarkEnd w:id="48"/>
+    <w:bookmarkStart w:id="49" w:name="gates"/>
     <w:p>
       <w:pPr>
         <w:pStyle w:val="Heading2"/>
@@ -8309,7 +8504,7 @@
         <w:pStyle w:val="Compact"/>
         <w:numPr>
           <w:ilvl w:val="0"/>
-          <w:numId w:val="1045"/>
+          <w:numId w:val="1047"/>
         </w:numPr>
       </w:pPr>
       <w:r>
@@ -8331,7 +8526,7 @@
         <w:pStyle w:val="Compact"/>
         <w:numPr>
           <w:ilvl w:val="0"/>
-          <w:numId w:val="1045"/>
+          <w:numId w:val="1047"/>
         </w:numPr>
       </w:pPr>
       <w:r>
@@ -8345,15 +8540,15 @@
         <w:t xml:space="preserve"> </w:t>
       </w:r>
       <w:r>
-        <w:t xml:space="preserve">all gates pass (validate, tic, anchor, citation, dead-screen, interaction, dosage report-only, captions, catalog, design, skills, config)</w:t>
-      </w:r>
-    </w:p>
-    <w:p>
-      <w:pPr>
-        <w:pStyle w:val="Compact"/>
-        <w:numPr>
-          <w:ilvl w:val="0"/>
-          <w:numId w:val="1045"/>
+        <w:t xml:space="preserve">✓ check: all gates pass</w:t>
+      </w:r>
+    </w:p>
+    <w:p>
+      <w:pPr>
+        <w:pStyle w:val="Compact"/>
+        <w:numPr>
+          <w:ilvl w:val="0"/>
+          <w:numId w:val="1047"/>
         </w:numPr>
       </w:pPr>
       <w:r>
@@ -8367,15 +8562,15 @@
         <w:t xml:space="preserve"> </w:t>
       </w:r>
       <w:r>
-        <w:t xml:space="preserve">11 failures → 1 (m1-p19: the audit counts the action’s hidden prompt and the commitment’s prefix; the app shows 96 words) · first decision 1:42 · 1:44 · 1:13 → 0:23 · 0:48 · 0:55 · longest passive run 3 → 2 · cards over 100 words 7 → 1 (the same m1-p19)</w:t>
-      </w:r>
-    </w:p>
-    <w:p>
-      <w:pPr>
-        <w:pStyle w:val="Compact"/>
-        <w:numPr>
-          <w:ilvl w:val="0"/>
-          <w:numId w:val="1045"/>
+        <w:t xml:space="preserve">9 failures → 1 (m1-p17: card total 240 words (read-along 96 + exercise 144); the rule is ≤ 200) · first decision 1:42 · 1:44 · 1:13 → 0:23 · 0:48 · 0:55 · longest passive run 3 → 2</w:t>
+      </w:r>
+    </w:p>
+    <w:p>
+      <w:pPr>
+        <w:pStyle w:val="Compact"/>
+        <w:numPr>
+          <w:ilvl w:val="0"/>
+          <w:numId w:val="1047"/>
         </w:numPr>
       </w:pPr>
       <w:r>
@@ -8389,15 +8584,15 @@
         <w:t xml:space="preserve"> </w:t>
       </w:r>
       <w:r>
-        <w:t xml:space="preserve">81 failures → 71 (modules 2–7 not in this pilot)</w:t>
-      </w:r>
-    </w:p>
-    <w:p>
-      <w:pPr>
-        <w:pStyle w:val="Compact"/>
-        <w:numPr>
-          <w:ilvl w:val="0"/>
-          <w:numId w:val="1045"/>
+        <w:t xml:space="preserve">70 failures → 62 (modules 2–7 are not in this pilot)</w:t>
+      </w:r>
+    </w:p>
+    <w:p>
+      <w:pPr>
+        <w:pStyle w:val="Compact"/>
+        <w:numPr>
+          <w:ilvl w:val="0"/>
+          <w:numId w:val="1047"/>
         </w:numPr>
       </w:pPr>
       <w:r>
@@ -8411,15 +8606,15 @@
         <w:t xml:space="preserve"> </w:t>
       </w:r>
       <w:r>
-        <w:t xml:space="preserve">0 warnings · Module 1: 12 exercises (ladder ×2 and twotier ×1 new)</w:t>
-      </w:r>
-    </w:p>
-    <w:p>
-      <w:pPr>
-        <w:pStyle w:val="Compact"/>
-        <w:numPr>
-          <w:ilvl w:val="0"/>
-          <w:numId w:val="1045"/>
+        <w:t xml:space="preserve">TOTAL 66 interaction(s) across 7 module(s) · 0 warning(s) · ladder 2 · quickfire 7 · sequence 7 · branching 7 · twotier 1 · classify 14 · inspect 7 · hotspots 7 · scenario 7 · chips 7</w:t>
+      </w:r>
+    </w:p>
+    <w:p>
+      <w:pPr>
+        <w:pStyle w:val="Compact"/>
+        <w:numPr>
+          <w:ilvl w:val="0"/>
+          <w:numId w:val="1047"/>
         </w:numPr>
       </w:pPr>
       <w:r>
@@ -8433,59 +8628,37 @@
         <w:t xml:space="preserve"> </w:t>
       </w:r>
       <w:r>
-        <w:t xml:space="preserve">0 errors, 0 warnings (the three Module 1 Today lines are still the moments’ own text)</w:t>
-      </w:r>
-    </w:p>
-    <w:p>
-      <w:pPr>
-        <w:pStyle w:val="Compact"/>
-        <w:numPr>
-          <w:ilvl w:val="0"/>
-          <w:numId w:val="1045"/>
-        </w:numPr>
-      </w:pPr>
-      <w:r>
-        <w:rPr>
-          <w:b/>
-          <w:bCs/>
-        </w:rPr>
-        <w:t xml:space="preserve">editorial audit:</w:t>
-      </w:r>
-      <w:r>
-        <w:t xml:space="preserve"> </w:t>
-      </w:r>
-      <w:r>
-        <w:t xml:space="preserve">0 findings</w:t>
-      </w:r>
-    </w:p>
-    <w:p>
-      <w:pPr>
-        <w:pStyle w:val="Compact"/>
-        <w:numPr>
-          <w:ilvl w:val="0"/>
-          <w:numId w:val="1045"/>
-        </w:numPr>
-      </w:pPr>
-      <w:r>
-        <w:rPr>
-          <w:b/>
-          <w:bCs/>
-        </w:rPr>
-        <w:t xml:space="preserve">narration tic audit:</w:t>
-      </w:r>
-      <w:r>
-        <w:t xml:space="preserve"> </w:t>
-      </w:r>
-      <w:r>
-        <w:t xml:space="preserve">0 findings (read-along beats are in scope)</w:t>
-      </w:r>
-    </w:p>
-    <w:p>
-      <w:pPr>
-        <w:pStyle w:val="Compact"/>
-        <w:numPr>
-          <w:ilvl w:val="0"/>
-          <w:numId w:val="1045"/>
+        <w:t xml:space="preserve">✓ signature audit: 0 error(s), 0 warning(s) (the three Module 1 Today lines are still the moments’ own text)</w:t>
+      </w:r>
+    </w:p>
+    <w:p>
+      <w:pPr>
+        <w:pStyle w:val="Compact"/>
+        <w:numPr>
+          <w:ilvl w:val="0"/>
+          <w:numId w:val="1047"/>
+        </w:numPr>
+      </w:pPr>
+      <w:r>
+        <w:rPr>
+          <w:b/>
+          <w:bCs/>
+        </w:rPr>
+        <w:t xml:space="preserve">editorial · tic · citation · dosing audits:</w:t>
+      </w:r>
+      <w:r>
+        <w:t xml:space="preserve"> </w:t>
+      </w:r>
+      <w:r>
+        <w:t xml:space="preserve">✓ editorial audit: 0 finding(s) · contrastive: 0 meta: 0 colon: 0 dupOpen: 0 dupClose: 0 · ✓ citation audit: 0 finding(s) · ✓ dosing audit: 0 finding(s) for human review (report-only; –strict to enforce)</w:t>
+      </w:r>
+    </w:p>
+    <w:p>
+      <w:pPr>
+        <w:pStyle w:val="Compact"/>
+        <w:numPr>
+          <w:ilvl w:val="0"/>
+          <w:numId w:val="1047"/>
         </w:numPr>
       </w:pPr>
       <w:r>
@@ -8499,15 +8672,15 @@
         <w:t xml:space="preserve"> </w:t>
       </w:r>
       <w:r>
-        <w:t xml:space="preserve">first run re-checked 38 changed units (the rerun after the final build: 0). The 14 changed Module 1 units: 54 supported (0 partial, 0 contradicted, 0 not found); course: 0 blocking / 18 major / 345 minor (1.1.0: 0 / 19 / 345). The other 24 re-checked units are role versions in modules 2–7, read for the first time since foundry ba5181a: 3 minor not-found (m2-p06, m5-p05, m5-p17), pre-existing and not from this pilot</w:t>
-      </w:r>
-    </w:p>
-    <w:p>
-      <w:pPr>
-        <w:pStyle w:val="Compact"/>
-        <w:numPr>
-          <w:ilvl w:val="0"/>
-          <w:numId w:val="1045"/>
+        <w:t xml:space="preserve">course: 0 blocking / 18 major / 345 minor (1.1.0: 0 / 19 / 345); every changed Module 1 unit supported or nothing checkable; 3 minor not-found in modules 2–7 role versions are pre-existing</w:t>
+      </w:r>
+    </w:p>
+    <w:p>
+      <w:pPr>
+        <w:pStyle w:val="Compact"/>
+        <w:numPr>
+          <w:ilvl w:val="0"/>
+          <w:numId w:val="1047"/>
         </w:numPr>
       </w:pPr>
       <w:r>
@@ -8521,15 +8694,15 @@
         <w:t xml:space="preserve"> </w:t>
       </w:r>
       <w:r>
-        <w:t xml:space="preserve">blocks, as it should: 28 changes await the approvers (14 text, 14 media) and the branch is not merged</w:t>
-      </w:r>
-    </w:p>
-    <w:p>
-      <w:pPr>
-        <w:pStyle w:val="Compact"/>
-        <w:numPr>
-          <w:ilvl w:val="0"/>
-          <w:numId w:val="1045"/>
+        <w:t xml:space="preserve">blocks, as it should: [medical review] no change made after an approval awaits the approver; [medical review] every logged change after approval is confirmed (29 open in course-production/*/authored); [framework] academy content merged to origin/factory/intake-hormonaly (reviewed build reproducible)</w:t>
+      </w:r>
+    </w:p>
+    <w:p>
+      <w:pPr>
+        <w:pStyle w:val="Compact"/>
+        <w:numPr>
+          <w:ilvl w:val="0"/>
+          <w:numId w:val="1047"/>
         </w:numPr>
       </w:pPr>
       <w:r>
@@ -8543,11 +8716,11 @@
         <w:t xml:space="preserve"> </w:t>
       </w:r>
       <w:r>
-        <w:t xml:space="preserve">21 of 21 beats voiced, 263.6 s · −16 LUFS as heard (−15.9 to −16.5) · word timings 91–100% (the gaps are spelling variants and numbers spoken as words) · beats.mjs –relink is a no-op after a rebuild</w:t>
-      </w:r>
-    </w:p>
-    <w:bookmarkEnd w:id="48"/>
+        <w:t xml:space="preserve">21 of 21 beats voiced, 263.6 s · −16 LUFS as heard · beats.mjs –relink after a rebuild is a no-op</w:t>
+      </w:r>
+    </w:p>
     <w:bookmarkEnd w:id="49"/>
+    <w:bookmarkEnd w:id="50"/>
     <w:sectPr>
       <w:footnotePr>
         <w:numRestart w:val="eachSect"/>
@@ -9387,6 +9560,12 @@
     <w:abstractNumId w:val="991"/>
   </w:num>
   <w:num w:numId="1045">
+    <w:abstractNumId w:val="991"/>
+  </w:num>
+  <w:num w:numId="1046">
+    <w:abstractNumId w:val="991"/>
+  </w:num>
+  <w:num w:numId="1047">
     <w:abstractNumId w:val="991"/>
   </w:num>
 </w:numbering>

--- a/course-production/hormones-peptides-skin/review/sitting-pilot-m01.docx
+++ b/course-production/hormones-peptides-skin/review/sitting-pilot-m01.docx
@@ -2,7 +2,7 @@
 <file path=word/document.xml><?xml version="1.0" encoding="utf-8"?>
 <w:document xmlns:w="http://schemas.openxmlformats.org/wordprocessingml/2006/main" xmlns:m="http://schemas.openxmlformats.org/officeDocument/2006/math" xmlns:r="http://schemas.openxmlformats.org/officeDocument/2006/relationships" xmlns:o="urn:schemas-microsoft-com:office:office" xmlns:v="urn:schemas-microsoft-com:vml" xmlns:w10="urn:schemas-microsoft-com:office:word" xmlns:a="http://schemas.openxmlformats.org/drawingml/2006/main" xmlns:pic="http://schemas.openxmlformats.org/drawingml/2006/picture" xmlns:wp="http://schemas.openxmlformats.org/drawingml/2006/wordprocessingDrawing">
   <w:body>
-    <w:bookmarkStart w:id="50" w:name="module-1-re-cut-in-the-sitting-design"/>
+    <w:bookmarkStart w:id="51" w:name="module-1-re-cut-in-the-sitting-design"/>
     <w:p>
       <w:pPr>
         <w:pStyle w:val="Heading1"/>
@@ -214,7 +214,7 @@
               <w:pStyle w:val="Compact"/>
             </w:pPr>
             <w:r>
-              <w:t xml:space="preserve">1</w:t>
+              <w:t xml:space="preserve">0</w:t>
             </w:r>
           </w:p>
         </w:tc>
@@ -249,7 +249,7 @@
               <w:pStyle w:val="Compact"/>
             </w:pPr>
             <w:r>
-              <w:t xml:space="preserve">1</w:t>
+              <w:t xml:space="preserve">0</w:t>
             </w:r>
           </w:p>
         </w:tc>
@@ -688,17 +688,17 @@
         <w:t xml:space="preserve"> </w:t>
       </w:r>
       <w:r>
-        <w:t xml:space="preserve">›</w:t>
-      </w:r>
-      <w:r>
-        <w:t xml:space="preserve"> </w:t>
-      </w:r>
-      <w:r>
-        <w:rPr>
-          <w:b/>
-          <w:bCs/>
-        </w:rPr>
-        <w:t xml:space="preserve">p17</w:t>
+        <w:t xml:space="preserve">› p17 ›</w:t>
+      </w:r>
+      <w:r>
+        <w:t xml:space="preserve"> </w:t>
+      </w:r>
+      <w:r>
+        <w:rPr>
+          <w:b/>
+          <w:bCs/>
+        </w:rPr>
+        <w:t xml:space="preserve">p17b</w:t>
       </w:r>
       <w:r>
         <w:t xml:space="preserve"> </w:t>
@@ -1168,13 +1168,13 @@
       </w:r>
     </w:p>
     <w:bookmarkEnd w:id="10"/>
-    <w:bookmarkStart w:id="47" w:name="every-change-15"/>
+    <w:bookmarkStart w:id="48" w:name="every-change-16"/>
     <w:p>
       <w:pPr>
         <w:pStyle w:val="Heading2"/>
       </w:pPr>
       <w:r>
-        <w:t xml:space="preserve">Every change (15)</w:t>
+        <w:t xml:space="preserve">Every change (16)</w:t>
       </w:r>
     </w:p>
     <w:bookmarkStart w:id="11" w:name="Xb4de4dac959462f018506c2885978cdeb91a5ae"/>
@@ -2160,7 +2160,7 @@
               <a:graphicData uri="http://schemas.openxmlformats.org/drawingml/2006/picture">
                 <pic:pic>
                   <pic:nvPicPr>
-                    <pic:cNvPr descr="/var/folders/25/1742nktj7yl7th499b7g5g6h0000gn/T/sitting-pilot-review-u04b1rhp/m1-p03-focus.jpg" id="17" name="Picture"/>
+                    <pic:cNvPr descr="/var/folders/25/1742nktj7yl7th499b7g5g6h0000gn/T/sitting-pilot-review-vpyk46q8/m1-p03-focus.jpg" id="17" name="Picture"/>
                     <pic:cNvPicPr>
                       <a:picLocks noChangeArrowheads="1" noChangeAspect="1"/>
                     </pic:cNvPicPr>
@@ -2604,7 +2604,7 @@
               <a:graphicData uri="http://schemas.openxmlformats.org/drawingml/2006/picture">
                 <pic:pic>
                   <pic:nvPicPr>
-                    <pic:cNvPr descr="/var/folders/25/1742nktj7yl7th499b7g5g6h0000gn/T/sitting-pilot-review-u04b1rhp/m1-p06-focus.jpg" id="21" name="Picture"/>
+                    <pic:cNvPr descr="/var/folders/25/1742nktj7yl7th499b7g5g6h0000gn/T/sitting-pilot-review-vpyk46q8/m1-p06-focus.jpg" id="21" name="Picture"/>
                     <pic:cNvPicPr>
                       <a:picLocks noChangeArrowheads="1" noChangeAspect="1"/>
                     </pic:cNvPicPr>
@@ -3060,7 +3060,7 @@
               <a:graphicData uri="http://schemas.openxmlformats.org/drawingml/2006/picture">
                 <pic:pic>
                   <pic:nvPicPr>
-                    <pic:cNvPr descr="/var/folders/25/1742nktj7yl7th499b7g5g6h0000gn/T/sitting-pilot-review-u04b1rhp/m1-p08-focus.jpg" id="25" name="Picture"/>
+                    <pic:cNvPr descr="/var/folders/25/1742nktj7yl7th499b7g5g6h0000gn/T/sitting-pilot-review-vpyk46q8/m1-p08-focus.jpg" id="25" name="Picture"/>
                     <pic:cNvPicPr>
                       <a:picLocks noChangeArrowheads="1" noChangeAspect="1"/>
                     </pic:cNvPicPr>
@@ -3576,7 +3576,7 @@
               <a:graphicData uri="http://schemas.openxmlformats.org/drawingml/2006/picture">
                 <pic:pic>
                   <pic:nvPicPr>
-                    <pic:cNvPr descr="/var/folders/25/1742nktj7yl7th499b7g5g6h0000gn/T/sitting-pilot-review-u04b1rhp/m1-p11-focus.jpg" id="29" name="Picture"/>
+                    <pic:cNvPr descr="/var/folders/25/1742nktj7yl7th499b7g5g6h0000gn/T/sitting-pilot-review-vpyk46q8/m1-p11-focus.jpg" id="29" name="Picture"/>
                     <pic:cNvPicPr>
                       <a:picLocks noChangeArrowheads="1" noChangeAspect="1"/>
                     </pic:cNvPicPr>
@@ -4071,7 +4071,7 @@
               <a:graphicData uri="http://schemas.openxmlformats.org/drawingml/2006/picture">
                 <pic:pic>
                   <pic:nvPicPr>
-                    <pic:cNvPr descr="/var/folders/25/1742nktj7yl7th499b7g5g6h0000gn/T/sitting-pilot-review-u04b1rhp/m1-p13-focus.jpg" id="33" name="Picture"/>
+                    <pic:cNvPr descr="/var/folders/25/1742nktj7yl7th499b7g5g6h0000gn/T/sitting-pilot-review-vpyk46q8/m1-p13-focus.jpg" id="33" name="Picture"/>
                     <pic:cNvPicPr>
                       <a:picLocks noChangeArrowheads="1" noChangeAspect="1"/>
                     </pic:cNvPicPr>
@@ -4572,7 +4572,7 @@
               <a:graphicData uri="http://schemas.openxmlformats.org/drawingml/2006/picture">
                 <pic:pic>
                   <pic:nvPicPr>
-                    <pic:cNvPr descr="/var/folders/25/1742nktj7yl7th499b7g5g6h0000gn/T/sitting-pilot-review-u04b1rhp/m1-p16-focus.jpg" id="37" name="Picture"/>
+                    <pic:cNvPr descr="/var/folders/25/1742nktj7yl7th499b7g5g6h0000gn/T/sitting-pilot-review-vpyk46q8/m1-p16-focus.jpg" id="37" name="Picture"/>
                     <pic:cNvPicPr>
                       <a:picLocks noChangeArrowheads="1" noChangeAspect="1"/>
                     </pic:cNvPicPr>
@@ -5157,7 +5157,7 @@
               <a:graphicData uri="http://schemas.openxmlformats.org/drawingml/2006/picture">
                 <pic:pic>
                   <pic:nvPicPr>
-                    <pic:cNvPr descr="/var/folders/25/1742nktj7yl7th499b7g5g6h0000gn/T/sitting-pilot-review-u04b1rhp/m1-p17-focus.jpg" id="41" name="Picture"/>
+                    <pic:cNvPr descr="/var/folders/25/1742nktj7yl7th499b7g5g6h0000gn/T/sitting-pilot-review-vpyk46q8/m1-p17-focus.jpg" id="41" name="Picture"/>
                     <pic:cNvPicPr>
                       <a:picLocks noChangeArrowheads="1" noChangeAspect="1"/>
                     </pic:cNvPicPr>
@@ -8219,8 +8219,256 @@
       </w:r>
     </w:p>
     <w:bookmarkEnd w:id="46"/>
+    <w:bookmarkStart w:id="47" w:name="X53a867871f81a9806079f8c3d5aa7d3ff5225b2"/>
+    <w:p>
+      <w:pPr>
+        <w:pStyle w:val="Heading3"/>
+      </w:pPr>
+      <w:r>
+        <w:t xml:space="preserve">m1-p17, m1-p17b · Split: the case exercise moves from the read-along card m1-p17 to a new moment right after it, m1-p17b, unchanged. m1-p17 keeps its three beats, picture and narration. m1-p17b’s lead (</w:t>
+      </w:r>
+      <w:r>
+        <w:t xml:space="preserve">‘Fictional case’</w:t>
+      </w:r>
+      <w:r>
+        <w:t xml:space="preserve">) is m1-p17’s and its title is the exercise’s own (</w:t>
+      </w:r>
+      <w:r>
+        <w:t xml:space="preserve">‘What do you do first?’</w:t>
+      </w:r>
+      <w:r>
+        <w:t xml:space="preserve">). The role versions move with the case, so they still come after the decision. No text changes.</w:t>
+      </w:r>
+    </w:p>
+    <w:p>
+      <w:pPr>
+        <w:pStyle w:val="FirstParagraph"/>
+      </w:pPr>
+      <w:r>
+        <w:rPr>
+          <w:i/>
+          <w:iCs/>
+        </w:rPr>
+        <w:t xml:space="preserve">For Fady Hannah-Shmouni; Omar Saleem · awaiting confirmation · 2026-09-28 · round 2 · a separate commit Omar can accept or drop</w:t>
+      </w:r>
+      <w:r>
+        <w:br/>
+      </w:r>
+      <w:r>
+        <w:rPr>
+          <w:b/>
+          <w:bCs/>
+        </w:rPr>
+        <w:t xml:space="preserve">Why.</w:t>
+      </w:r>
+      <w:r>
+        <w:t xml:space="preserve"> </w:t>
+      </w:r>
+      <w:r>
+        <w:t xml:space="preserve">Round 2, a separate change Omar can accept or drop. On one card, the read-along and the case put about 240 words on screen before the first decision in Read mode. Split, the read-along card has 98 and the case card carries the approved case as it is. Its setup,</w:t>
+      </w:r>
+      <w:r>
+        <w:t xml:space="preserve"> </w:t>
+      </w:r>
+      <w:r>
+        <w:t xml:space="preserve">‘what you notice’</w:t>
+      </w:r>
+      <w:r>
+        <w:t xml:space="preserve"> </w:t>
+      </w:r>
+      <w:r>
+        <w:t xml:space="preserve">list and three options run over 100 words before the first tap, and trimming them would change approved text, so that is left to Omar and Fady.</w:t>
+      </w:r>
+    </w:p>
+    <w:p>
+      <w:pPr>
+        <w:pStyle w:val="BodyText"/>
+      </w:pPr>
+      <w:r>
+        <w:rPr>
+          <w:b/>
+          <w:bCs/>
+        </w:rPr>
+        <w:t xml:space="preserve">Before:</w:t>
+      </w:r>
+    </w:p>
+    <w:p>
+      <w:pPr>
+        <w:pStyle w:val="SourceCode"/>
+      </w:pPr>
+      <w:r>
+        <w:rPr>
+          <w:rStyle w:val="VerbatimChar"/>
+        </w:rPr>
+        <w:t xml:space="preserve">{</w:t>
+      </w:r>
+      <w:r>
+        <w:br/>
+      </w:r>
+      <w:r>
+        <w:rPr>
+          <w:rStyle w:val="VerbatimChar"/>
+        </w:rPr>
+        <w:t xml:space="preserve"> "order": "m1-p16 › m1-x05 › m1-p17 (read-along + case) › m1-p18",</w:t>
+      </w:r>
+      <w:r>
+        <w:br/>
+      </w:r>
+      <w:r>
+        <w:rPr>
+          <w:rStyle w:val="VerbatimChar"/>
+        </w:rPr>
+        <w:t xml:space="preserve"> "moments": 25</w:t>
+      </w:r>
+      <w:r>
+        <w:br/>
+      </w:r>
+      <w:r>
+        <w:rPr>
+          <w:rStyle w:val="VerbatimChar"/>
+        </w:rPr>
+        <w:t xml:space="preserve">}</w:t>
+      </w:r>
+    </w:p>
+    <w:p>
+      <w:pPr>
+        <w:pStyle w:val="FirstParagraph"/>
+      </w:pPr>
+      <w:r>
+        <w:rPr>
+          <w:b/>
+          <w:bCs/>
+        </w:rPr>
+        <w:t xml:space="preserve">After:</w:t>
+      </w:r>
+    </w:p>
+    <w:p>
+      <w:pPr>
+        <w:pStyle w:val="SourceCode"/>
+      </w:pPr>
+      <w:r>
+        <w:rPr>
+          <w:rStyle w:val="VerbatimChar"/>
+        </w:rPr>
+        <w:t xml:space="preserve">{</w:t>
+      </w:r>
+      <w:r>
+        <w:br/>
+      </w:r>
+      <w:r>
+        <w:rPr>
+          <w:rStyle w:val="VerbatimChar"/>
+        </w:rPr>
+        <w:t xml:space="preserve"> "order": "m1-p16 › m1-x05 › m1-p17 (read-along) › m1-p17b (case) › m1-p18",</w:t>
+      </w:r>
+      <w:r>
+        <w:br/>
+      </w:r>
+      <w:r>
+        <w:rPr>
+          <w:rStyle w:val="VerbatimChar"/>
+        </w:rPr>
+        <w:t xml:space="preserve"> "moments": 26,</w:t>
+      </w:r>
+      <w:r>
+        <w:br/>
+      </w:r>
+      <w:r>
+        <w:rPr>
+          <w:rStyle w:val="VerbatimChar"/>
+        </w:rPr>
+        <w:t xml:space="preserve"> "moved to m1-p17b": [</w:t>
+      </w:r>
+      <w:r>
+        <w:br/>
+      </w:r>
+      <w:r>
+        <w:rPr>
+          <w:rStyle w:val="VerbatimChar"/>
+        </w:rPr>
+        <w:t xml:space="preserve">  "interaction (the scenario, unchanged)",</w:t>
+      </w:r>
+      <w:r>
+        <w:br/>
+      </w:r>
+      <w:r>
+        <w:rPr>
+          <w:rStyle w:val="VerbatimChar"/>
+        </w:rPr>
+        <w:t xml:space="preserve">  "metadata.variants.audienceLevel (the three role versions, unchanged)",</w:t>
+      </w:r>
+      <w:r>
+        <w:br/>
+      </w:r>
+      <w:r>
+        <w:rPr>
+          <w:rStyle w:val="VerbatimChar"/>
+        </w:rPr>
+        <w:t xml:space="preserve">  "citationRefs and sourceNote (copied)"</w:t>
+      </w:r>
+      <w:r>
+        <w:br/>
+      </w:r>
+      <w:r>
+        <w:rPr>
+          <w:rStyle w:val="VerbatimChar"/>
+        </w:rPr>
+        <w:t xml:space="preserve"> ],</w:t>
+      </w:r>
+      <w:r>
+        <w:br/>
+      </w:r>
+      <w:r>
+        <w:rPr>
+          <w:rStyle w:val="VerbatimChar"/>
+        </w:rPr>
+        <w:t xml:space="preserve"> "labels": "renumbered 01 / 26 … 26 / 26"</w:t>
+      </w:r>
+      <w:r>
+        <w:br/>
+      </w:r>
+      <w:r>
+        <w:rPr>
+          <w:rStyle w:val="VerbatimChar"/>
+        </w:rPr>
+        <w:t xml:space="preserve">}</w:t>
+      </w:r>
+    </w:p>
+    <w:p>
+      <w:pPr>
+        <w:pStyle w:val="FirstParagraph"/>
+      </w:pPr>
+      <w:r>
+        <w:rPr>
+          <w:b/>
+          <w:bCs/>
+        </w:rPr>
+        <w:t xml:space="preserve">What left this card, and where the module still teaches it:</w:t>
+      </w:r>
+    </w:p>
+    <w:p>
+      <w:pPr>
+        <w:pStyle w:val="Compact"/>
+        <w:numPr>
+          <w:ilvl w:val="0"/>
+          <w:numId w:val="1046"/>
+        </w:numPr>
+      </w:pPr>
+      <w:r>
+        <w:t xml:space="preserve">claims c-m01-16, -18, -19 and -20 are now located at m1-p17 and m1-p17b</w:t>
+      </w:r>
+    </w:p>
+    <w:p>
+      <w:pPr>
+        <w:pStyle w:val="FirstParagraph"/>
+      </w:pPr>
+      <w:r>
+        <w:t xml:space="preserve">☐ Correct as written ☐ Change: ______________________</w:t>
+      </w:r>
+    </w:p>
     <w:bookmarkEnd w:id="47"/>
-    <w:bookmarkStart w:id="48" w:name="Xc955fd16c0bc7ef917a64ae813260d60b6ee908"/>
+    <w:bookmarkEnd w:id="48"/>
+    <w:bookmarkStart w:id="49" w:name="Xc955fd16c0bc7ef917a64ae813260d60b6ee908"/>
     <w:p>
       <w:pPr>
         <w:pStyle w:val="Heading2"/>
@@ -8242,7 +8490,7 @@
         <w:pStyle w:val="Compact"/>
         <w:numPr>
           <w:ilvl w:val="0"/>
-          <w:numId w:val="1046"/>
+          <w:numId w:val="1047"/>
         </w:numPr>
       </w:pPr>
       <w:r>
@@ -8254,7 +8502,7 @@
         <w:pStyle w:val="Compact"/>
         <w:numPr>
           <w:ilvl w:val="0"/>
-          <w:numId w:val="1046"/>
+          <w:numId w:val="1047"/>
         </w:numPr>
       </w:pPr>
       <w:r>
@@ -8266,7 +8514,7 @@
         <w:pStyle w:val="Compact"/>
         <w:numPr>
           <w:ilvl w:val="0"/>
-          <w:numId w:val="1046"/>
+          <w:numId w:val="1047"/>
         </w:numPr>
       </w:pPr>
       <w:r>
@@ -8278,7 +8526,7 @@
         <w:pStyle w:val="Compact"/>
         <w:numPr>
           <w:ilvl w:val="0"/>
-          <w:numId w:val="1046"/>
+          <w:numId w:val="1047"/>
         </w:numPr>
       </w:pPr>
       <w:r>
@@ -8290,7 +8538,7 @@
         <w:pStyle w:val="Compact"/>
         <w:numPr>
           <w:ilvl w:val="0"/>
-          <w:numId w:val="1046"/>
+          <w:numId w:val="1047"/>
         </w:numPr>
       </w:pPr>
       <w:r>
@@ -8302,7 +8550,7 @@
         <w:pStyle w:val="Compact"/>
         <w:numPr>
           <w:ilvl w:val="0"/>
-          <w:numId w:val="1046"/>
+          <w:numId w:val="1047"/>
         </w:numPr>
       </w:pPr>
       <w:r>
@@ -8314,7 +8562,7 @@
         <w:pStyle w:val="Compact"/>
         <w:numPr>
           <w:ilvl w:val="0"/>
-          <w:numId w:val="1046"/>
+          <w:numId w:val="1047"/>
         </w:numPr>
       </w:pPr>
       <w:r>
@@ -8326,7 +8574,7 @@
         <w:pStyle w:val="Compact"/>
         <w:numPr>
           <w:ilvl w:val="0"/>
-          <w:numId w:val="1046"/>
+          <w:numId w:val="1047"/>
         </w:numPr>
       </w:pPr>
       <w:r>
@@ -8338,7 +8586,7 @@
         <w:pStyle w:val="Compact"/>
         <w:numPr>
           <w:ilvl w:val="0"/>
-          <w:numId w:val="1046"/>
+          <w:numId w:val="1047"/>
         </w:numPr>
       </w:pPr>
       <w:r>
@@ -8350,7 +8598,7 @@
         <w:pStyle w:val="Compact"/>
         <w:numPr>
           <w:ilvl w:val="0"/>
-          <w:numId w:val="1046"/>
+          <w:numId w:val="1047"/>
         </w:numPr>
       </w:pPr>
       <w:r>
@@ -8362,7 +8610,7 @@
         <w:pStyle w:val="Compact"/>
         <w:numPr>
           <w:ilvl w:val="0"/>
-          <w:numId w:val="1046"/>
+          <w:numId w:val="1047"/>
         </w:numPr>
       </w:pPr>
       <w:r>
@@ -8374,7 +8622,7 @@
         <w:pStyle w:val="Compact"/>
         <w:numPr>
           <w:ilvl w:val="0"/>
-          <w:numId w:val="1046"/>
+          <w:numId w:val="1047"/>
         </w:numPr>
       </w:pPr>
       <w:r>
@@ -8386,7 +8634,7 @@
         <w:pStyle w:val="Compact"/>
         <w:numPr>
           <w:ilvl w:val="0"/>
-          <w:numId w:val="1046"/>
+          <w:numId w:val="1047"/>
         </w:numPr>
       </w:pPr>
       <w:r>
@@ -8398,7 +8646,7 @@
         <w:pStyle w:val="Compact"/>
         <w:numPr>
           <w:ilvl w:val="0"/>
-          <w:numId w:val="1046"/>
+          <w:numId w:val="1047"/>
         </w:numPr>
       </w:pPr>
       <w:r>
@@ -8410,7 +8658,7 @@
         <w:pStyle w:val="Compact"/>
         <w:numPr>
           <w:ilvl w:val="0"/>
-          <w:numId w:val="1046"/>
+          <w:numId w:val="1047"/>
         </w:numPr>
       </w:pPr>
       <w:r>
@@ -8422,7 +8670,7 @@
         <w:pStyle w:val="Compact"/>
         <w:numPr>
           <w:ilvl w:val="0"/>
-          <w:numId w:val="1046"/>
+          <w:numId w:val="1047"/>
         </w:numPr>
       </w:pPr>
       <w:r>
@@ -8434,7 +8682,7 @@
         <w:pStyle w:val="Compact"/>
         <w:numPr>
           <w:ilvl w:val="0"/>
-          <w:numId w:val="1046"/>
+          <w:numId w:val="1047"/>
         </w:numPr>
       </w:pPr>
       <w:r>
@@ -8446,7 +8694,7 @@
         <w:pStyle w:val="Compact"/>
         <w:numPr>
           <w:ilvl w:val="0"/>
-          <w:numId w:val="1046"/>
+          <w:numId w:val="1047"/>
         </w:numPr>
       </w:pPr>
       <w:r>
@@ -8458,7 +8706,7 @@
         <w:pStyle w:val="Compact"/>
         <w:numPr>
           <w:ilvl w:val="0"/>
-          <w:numId w:val="1046"/>
+          <w:numId w:val="1047"/>
         </w:numPr>
       </w:pPr>
       <w:r>
@@ -8470,7 +8718,7 @@
         <w:pStyle w:val="Compact"/>
         <w:numPr>
           <w:ilvl w:val="0"/>
-          <w:numId w:val="1046"/>
+          <w:numId w:val="1047"/>
         </w:numPr>
       </w:pPr>
       <w:r>
@@ -8482,15 +8730,15 @@
         <w:pStyle w:val="Compact"/>
         <w:numPr>
           <w:ilvl w:val="0"/>
-          <w:numId w:val="1046"/>
+          <w:numId w:val="1047"/>
         </w:numPr>
       </w:pPr>
       <w:r>
         <w:t xml:space="preserve">m1-p17 beat 3 · 15.5 s · public/assets/hormones-peptides-skin/narration/readalong/m1-p17/b3.en.9adb1711.mp3</w:t>
       </w:r>
     </w:p>
-    <w:bookmarkEnd w:id="48"/>
-    <w:bookmarkStart w:id="49" w:name="gates"/>
+    <w:bookmarkEnd w:id="49"/>
+    <w:bookmarkStart w:id="50" w:name="gates"/>
     <w:p>
       <w:pPr>
         <w:pStyle w:val="Heading2"/>
@@ -8504,7 +8752,7 @@
         <w:pStyle w:val="Compact"/>
         <w:numPr>
           <w:ilvl w:val="0"/>
-          <w:numId w:val="1047"/>
+          <w:numId w:val="1048"/>
         </w:numPr>
       </w:pPr>
       <w:r>
@@ -8526,7 +8774,7 @@
         <w:pStyle w:val="Compact"/>
         <w:numPr>
           <w:ilvl w:val="0"/>
-          <w:numId w:val="1047"/>
+          <w:numId w:val="1048"/>
         </w:numPr>
       </w:pPr>
       <w:r>
@@ -8548,7 +8796,7 @@
         <w:pStyle w:val="Compact"/>
         <w:numPr>
           <w:ilvl w:val="0"/>
-          <w:numId w:val="1047"/>
+          <w:numId w:val="1048"/>
         </w:numPr>
       </w:pPr>
       <w:r>
@@ -8562,15 +8810,15 @@
         <w:t xml:space="preserve"> </w:t>
       </w:r>
       <w:r>
-        <w:t xml:space="preserve">9 failures → 1 (m1-p17: card total 240 words (read-along 96 + exercise 144); the rule is ≤ 200) · first decision 1:42 · 1:44 · 1:13 → 0:23 · 0:48 · 0:55 · longest passive run 3 → 2</w:t>
-      </w:r>
-    </w:p>
-    <w:p>
-      <w:pPr>
-        <w:pStyle w:val="Compact"/>
-        <w:numPr>
-          <w:ilvl w:val="0"/>
-          <w:numId w:val="1047"/>
+        <w:t xml:space="preserve">9 failures → 0 · first decision 1:42 · 1:44 · 1:13 → 0:23 · 0:48 · 0:55 · longest passive run 3 → 2</w:t>
+      </w:r>
+    </w:p>
+    <w:p>
+      <w:pPr>
+        <w:pStyle w:val="Compact"/>
+        <w:numPr>
+          <w:ilvl w:val="0"/>
+          <w:numId w:val="1048"/>
         </w:numPr>
       </w:pPr>
       <w:r>
@@ -8584,15 +8832,15 @@
         <w:t xml:space="preserve"> </w:t>
       </w:r>
       <w:r>
-        <w:t xml:space="preserve">70 failures → 62 (modules 2–7 are not in this pilot)</w:t>
-      </w:r>
-    </w:p>
-    <w:p>
-      <w:pPr>
-        <w:pStyle w:val="Compact"/>
-        <w:numPr>
-          <w:ilvl w:val="0"/>
-          <w:numId w:val="1047"/>
+        <w:t xml:space="preserve">70 failures → 61 (modules 2–7 are not in this pilot)</w:t>
+      </w:r>
+    </w:p>
+    <w:p>
+      <w:pPr>
+        <w:pStyle w:val="Compact"/>
+        <w:numPr>
+          <w:ilvl w:val="0"/>
+          <w:numId w:val="1048"/>
         </w:numPr>
       </w:pPr>
       <w:r>
@@ -8614,7 +8862,7 @@
         <w:pStyle w:val="Compact"/>
         <w:numPr>
           <w:ilvl w:val="0"/>
-          <w:numId w:val="1047"/>
+          <w:numId w:val="1048"/>
         </w:numPr>
       </w:pPr>
       <w:r>
@@ -8636,7 +8884,7 @@
         <w:pStyle w:val="Compact"/>
         <w:numPr>
           <w:ilvl w:val="0"/>
-          <w:numId w:val="1047"/>
+          <w:numId w:val="1048"/>
         </w:numPr>
       </w:pPr>
       <w:r>
@@ -8658,7 +8906,7 @@
         <w:pStyle w:val="Compact"/>
         <w:numPr>
           <w:ilvl w:val="0"/>
-          <w:numId w:val="1047"/>
+          <w:numId w:val="1048"/>
         </w:numPr>
       </w:pPr>
       <w:r>
@@ -8680,7 +8928,7 @@
         <w:pStyle w:val="Compact"/>
         <w:numPr>
           <w:ilvl w:val="0"/>
-          <w:numId w:val="1047"/>
+          <w:numId w:val="1048"/>
         </w:numPr>
       </w:pPr>
       <w:r>
@@ -8694,15 +8942,15 @@
         <w:t xml:space="preserve"> </w:t>
       </w:r>
       <w:r>
-        <w:t xml:space="preserve">blocks, as it should: [medical review] no change made after an approval awaits the approver; [medical review] every logged change after approval is confirmed (29 open in course-production/*/authored); [framework] academy content merged to origin/factory/intake-hormonaly (reviewed build reproducible)</w:t>
-      </w:r>
-    </w:p>
-    <w:p>
-      <w:pPr>
-        <w:pStyle w:val="Compact"/>
-        <w:numPr>
-          <w:ilvl w:val="0"/>
-          <w:numId w:val="1047"/>
+        <w:t xml:space="preserve">blocks, as it should: [medical review] no change made after an approval awaits the approver; [medical review] every logged change after approval is confirmed (30 open in course-production/*/authored); [framework] academy content merged to origin/factory/intake-hormonaly (reviewed build reproducible)</w:t>
+      </w:r>
+    </w:p>
+    <w:p>
+      <w:pPr>
+        <w:pStyle w:val="Compact"/>
+        <w:numPr>
+          <w:ilvl w:val="0"/>
+          <w:numId w:val="1048"/>
         </w:numPr>
       </w:pPr>
       <w:r>
@@ -8719,8 +8967,8 @@
         <w:t xml:space="preserve">21 of 21 beats voiced, 263.6 s · −16 LUFS as heard · beats.mjs –relink after a rebuild is a no-op</w:t>
       </w:r>
     </w:p>
-    <w:bookmarkEnd w:id="49"/>
     <w:bookmarkEnd w:id="50"/>
+    <w:bookmarkEnd w:id="51"/>
     <w:sectPr>
       <w:footnotePr>
         <w:numRestart w:val="eachSect"/>
@@ -9566,6 +9814,9 @@
     <w:abstractNumId w:val="991"/>
   </w:num>
   <w:num w:numId="1047">
+    <w:abstractNumId w:val="991"/>
+  </w:num>
+  <w:num w:numId="1048">
     <w:abstractNumId w:val="991"/>
   </w:num>
 </w:numbering>
